--- a/po_web/docs/رسالة_قسم_تقنية_المعلومات.docx
+++ b/po_web/docs/رسالة_قسم_تقنية_المعلومات.docx
@@ -6,7 +6,7 @@
       <w:pPr>
         <w:bidi/>
         <w:spacing w:after="120"/>
-        <w:jc w:val="right"/>
+        <w:jc w:val="left"/>
       </w:pPr>
       <w:r>
         <w:rPr>
@@ -25,7 +25,7 @@
       <w:pPr>
         <w:bidi/>
         <w:spacing w:after="40"/>
-        <w:jc w:val="right"/>
+        <w:jc w:val="left"/>
       </w:pPr>
       <w:r>
         <w:rPr>
@@ -43,7 +43,7 @@
       <w:pPr>
         <w:bidi/>
         <w:spacing w:after="40"/>
-        <w:jc w:val="right"/>
+        <w:jc w:val="left"/>
       </w:pPr>
       <w:r>
         <w:rPr>
@@ -61,7 +61,7 @@
       <w:pPr>
         <w:bidi/>
         <w:spacing w:after="200"/>
-        <w:jc w:val="right"/>
+        <w:jc w:val="left"/>
       </w:pPr>
       <w:r>
         <w:rPr>
@@ -78,7 +78,7 @@
       <w:pPr>
         <w:bidi/>
         <w:spacing w:after="120"/>
-        <w:jc w:val="right"/>
+        <w:jc w:val="left"/>
       </w:pPr>
       <w:r>
         <w:rPr>
@@ -95,7 +95,7 @@
       <w:pPr>
         <w:bidi/>
         <w:spacing w:after="120"/>
-        <w:jc w:val="right"/>
+        <w:jc w:val="left"/>
       </w:pPr>
       <w:r>
         <w:rPr>
@@ -113,7 +113,7 @@
         <w:keepNext/>
         <w:bidi/>
         <w:spacing w:after="80" w:before="160"/>
-        <w:jc w:val="right"/>
+        <w:jc w:val="left"/>
       </w:pPr>
       <w:r>
         <w:rPr>
@@ -153,7 +153,7 @@
           <w:p>
             <w:pPr>
               <w:bidi/>
-              <w:jc w:val="right"/>
+              <w:jc w:val="left"/>
             </w:pPr>
             <w:r>
               <w:rPr>
@@ -177,7 +177,7 @@
           <w:p>
             <w:pPr>
               <w:bidi/>
-              <w:jc w:val="right"/>
+              <w:jc w:val="left"/>
             </w:pPr>
             <w:r>
               <w:rPr>
@@ -201,7 +201,7 @@
           <w:p>
             <w:pPr>
               <w:bidi/>
-              <w:jc w:val="right"/>
+              <w:jc w:val="left"/>
             </w:pPr>
             <w:r>
               <w:rPr>
@@ -225,7 +225,7 @@
           <w:p>
             <w:pPr>
               <w:bidi/>
-              <w:jc w:val="right"/>
+              <w:jc w:val="left"/>
             </w:pPr>
             <w:r>
               <w:rPr>
@@ -250,7 +250,7 @@
           <w:p>
             <w:pPr>
               <w:bidi/>
-              <w:jc w:val="right"/>
+              <w:jc w:val="left"/>
             </w:pPr>
             <w:r>
               <w:rPr>
@@ -270,7 +270,7 @@
           <w:p>
             <w:pPr>
               <w:bidi/>
-              <w:jc w:val="right"/>
+              <w:jc w:val="left"/>
             </w:pPr>
             <w:r>
               <w:rPr>
@@ -290,7 +290,7 @@
           <w:p>
             <w:pPr>
               <w:bidi/>
-              <w:jc w:val="right"/>
+              <w:jc w:val="left"/>
             </w:pPr>
             <w:r>
               <w:rPr>
@@ -310,7 +310,7 @@
           <w:p>
             <w:pPr>
               <w:bidi/>
-              <w:jc w:val="right"/>
+              <w:jc w:val="left"/>
             </w:pPr>
             <w:r>
               <w:rPr>
@@ -331,7 +331,7 @@
           <w:p>
             <w:pPr>
               <w:bidi/>
-              <w:jc w:val="right"/>
+              <w:jc w:val="left"/>
             </w:pPr>
             <w:r>
               <w:rPr>
@@ -351,7 +351,7 @@
           <w:p>
             <w:pPr>
               <w:bidi/>
-              <w:jc w:val="right"/>
+              <w:jc w:val="left"/>
             </w:pPr>
             <w:r>
               <w:rPr>
@@ -371,7 +371,7 @@
           <w:p>
             <w:pPr>
               <w:bidi/>
-              <w:jc w:val="right"/>
+              <w:jc w:val="left"/>
             </w:pPr>
             <w:r>
               <w:rPr>
@@ -391,7 +391,7 @@
           <w:p>
             <w:pPr>
               <w:bidi/>
-              <w:jc w:val="right"/>
+              <w:jc w:val="left"/>
             </w:pPr>
             <w:r>
               <w:rPr>
@@ -412,7 +412,7 @@
           <w:p>
             <w:pPr>
               <w:bidi/>
-              <w:jc w:val="right"/>
+              <w:jc w:val="left"/>
             </w:pPr>
             <w:r>
               <w:rPr>
@@ -432,7 +432,7 @@
           <w:p>
             <w:pPr>
               <w:bidi/>
-              <w:jc w:val="right"/>
+              <w:jc w:val="left"/>
             </w:pPr>
             <w:r>
               <w:rPr>
@@ -452,7 +452,7 @@
           <w:p>
             <w:pPr>
               <w:bidi/>
-              <w:jc w:val="right"/>
+              <w:jc w:val="left"/>
             </w:pPr>
             <w:r>
               <w:rPr>
@@ -472,7 +472,7 @@
           <w:p>
             <w:pPr>
               <w:bidi/>
-              <w:jc w:val="right"/>
+              <w:jc w:val="left"/>
             </w:pPr>
             <w:r>
               <w:rPr>
@@ -493,7 +493,7 @@
           <w:p>
             <w:pPr>
               <w:bidi/>
-              <w:jc w:val="right"/>
+              <w:jc w:val="left"/>
             </w:pPr>
             <w:r>
               <w:rPr>
@@ -513,7 +513,7 @@
           <w:p>
             <w:pPr>
               <w:bidi/>
-              <w:jc w:val="right"/>
+              <w:jc w:val="left"/>
             </w:pPr>
             <w:r>
               <w:rPr>
@@ -533,7 +533,7 @@
           <w:p>
             <w:pPr>
               <w:bidi/>
-              <w:jc w:val="right"/>
+              <w:jc w:val="left"/>
             </w:pPr>
             <w:r>
               <w:rPr>
@@ -553,7 +553,7 @@
           <w:p>
             <w:pPr>
               <w:bidi/>
-              <w:jc w:val="right"/>
+              <w:jc w:val="left"/>
             </w:pPr>
             <w:r>
               <w:rPr>
@@ -574,7 +574,7 @@
           <w:p>
             <w:pPr>
               <w:bidi/>
-              <w:jc w:val="right"/>
+              <w:jc w:val="left"/>
             </w:pPr>
             <w:r>
               <w:rPr>
@@ -594,7 +594,7 @@
           <w:p>
             <w:pPr>
               <w:bidi/>
-              <w:jc w:val="right"/>
+              <w:jc w:val="left"/>
             </w:pPr>
             <w:r>
               <w:rPr>
@@ -614,7 +614,7 @@
           <w:p>
             <w:pPr>
               <w:bidi/>
-              <w:jc w:val="right"/>
+              <w:jc w:val="left"/>
             </w:pPr>
             <w:r>
               <w:rPr>
@@ -634,7 +634,7 @@
           <w:p>
             <w:pPr>
               <w:bidi/>
-              <w:jc w:val="right"/>
+              <w:jc w:val="left"/>
             </w:pPr>
             <w:r>
               <w:rPr>
@@ -655,7 +655,7 @@
           <w:p>
             <w:pPr>
               <w:bidi/>
-              <w:jc w:val="right"/>
+              <w:jc w:val="left"/>
             </w:pPr>
             <w:r>
               <w:rPr>
@@ -675,7 +675,7 @@
           <w:p>
             <w:pPr>
               <w:bidi/>
-              <w:jc w:val="right"/>
+              <w:jc w:val="left"/>
             </w:pPr>
             <w:r>
               <w:rPr>
@@ -695,7 +695,7 @@
           <w:p>
             <w:pPr>
               <w:bidi/>
-              <w:jc w:val="right"/>
+              <w:jc w:val="left"/>
             </w:pPr>
             <w:r>
               <w:rPr>
@@ -715,7 +715,7 @@
           <w:p>
             <w:pPr>
               <w:bidi/>
-              <w:jc w:val="right"/>
+              <w:jc w:val="left"/>
             </w:pPr>
             <w:r>
               <w:rPr>
@@ -736,7 +736,7 @@
           <w:p>
             <w:pPr>
               <w:bidi/>
-              <w:jc w:val="right"/>
+              <w:jc w:val="left"/>
             </w:pPr>
             <w:r>
               <w:rPr>
@@ -756,7 +756,7 @@
           <w:p>
             <w:pPr>
               <w:bidi/>
-              <w:jc w:val="right"/>
+              <w:jc w:val="left"/>
             </w:pPr>
             <w:r>
               <w:rPr>
@@ -776,7 +776,7 @@
           <w:p>
             <w:pPr>
               <w:bidi/>
-              <w:jc w:val="right"/>
+              <w:jc w:val="left"/>
             </w:pPr>
             <w:r>
               <w:rPr>
@@ -796,7 +796,7 @@
           <w:p>
             <w:pPr>
               <w:bidi/>
-              <w:jc w:val="right"/>
+              <w:jc w:val="left"/>
             </w:pPr>
             <w:r>
               <w:rPr>
@@ -817,7 +817,7 @@
           <w:p>
             <w:pPr>
               <w:bidi/>
-              <w:jc w:val="right"/>
+              <w:jc w:val="left"/>
             </w:pPr>
             <w:r>
               <w:rPr>
@@ -837,7 +837,7 @@
           <w:p>
             <w:pPr>
               <w:bidi/>
-              <w:jc w:val="right"/>
+              <w:jc w:val="left"/>
             </w:pPr>
             <w:r>
               <w:rPr>
@@ -857,7 +857,7 @@
           <w:p>
             <w:pPr>
               <w:bidi/>
-              <w:jc w:val="right"/>
+              <w:jc w:val="left"/>
             </w:pPr>
             <w:r>
               <w:rPr>
@@ -877,7 +877,7 @@
           <w:p>
             <w:pPr>
               <w:bidi/>
-              <w:jc w:val="right"/>
+              <w:jc w:val="left"/>
             </w:pPr>
             <w:r>
               <w:rPr>
@@ -898,7 +898,7 @@
           <w:p>
             <w:pPr>
               <w:bidi/>
-              <w:jc w:val="right"/>
+              <w:jc w:val="left"/>
             </w:pPr>
             <w:r>
               <w:rPr>
@@ -918,7 +918,7 @@
           <w:p>
             <w:pPr>
               <w:bidi/>
-              <w:jc w:val="right"/>
+              <w:jc w:val="left"/>
             </w:pPr>
             <w:r>
               <w:rPr>
@@ -938,7 +938,7 @@
           <w:p>
             <w:pPr>
               <w:bidi/>
-              <w:jc w:val="right"/>
+              <w:jc w:val="left"/>
             </w:pPr>
             <w:r>
               <w:rPr>
@@ -958,7 +958,7 @@
           <w:p>
             <w:pPr>
               <w:bidi/>
-              <w:jc w:val="right"/>
+              <w:jc w:val="left"/>
             </w:pPr>
             <w:r>
               <w:rPr>
@@ -979,7 +979,7 @@
           <w:p>
             <w:pPr>
               <w:bidi/>
-              <w:jc w:val="right"/>
+              <w:jc w:val="left"/>
             </w:pPr>
             <w:r>
               <w:rPr>
@@ -999,7 +999,7 @@
           <w:p>
             <w:pPr>
               <w:bidi/>
-              <w:jc w:val="right"/>
+              <w:jc w:val="left"/>
             </w:pPr>
             <w:r>
               <w:rPr>
@@ -1019,7 +1019,7 @@
           <w:p>
             <w:pPr>
               <w:bidi/>
-              <w:jc w:val="right"/>
+              <w:jc w:val="left"/>
             </w:pPr>
             <w:r>
               <w:rPr>
@@ -1039,7 +1039,7 @@
           <w:p>
             <w:pPr>
               <w:bidi/>
-              <w:jc w:val="right"/>
+              <w:jc w:val="left"/>
             </w:pPr>
             <w:r>
               <w:rPr>
@@ -1060,7 +1060,7 @@
           <w:p>
             <w:pPr>
               <w:bidi/>
-              <w:jc w:val="right"/>
+              <w:jc w:val="left"/>
             </w:pPr>
             <w:r>
               <w:rPr>
@@ -1080,7 +1080,7 @@
           <w:p>
             <w:pPr>
               <w:bidi/>
-              <w:jc w:val="right"/>
+              <w:jc w:val="left"/>
             </w:pPr>
             <w:r>
               <w:rPr>
@@ -1100,7 +1100,7 @@
           <w:p>
             <w:pPr>
               <w:bidi/>
-              <w:jc w:val="right"/>
+              <w:jc w:val="left"/>
             </w:pPr>
             <w:r>
               <w:rPr>
@@ -1120,7 +1120,7 @@
           <w:p>
             <w:pPr>
               <w:bidi/>
-              <w:jc w:val="right"/>
+              <w:jc w:val="left"/>
             </w:pPr>
             <w:r>
               <w:rPr>
@@ -1141,7 +1141,7 @@
           <w:p>
             <w:pPr>
               <w:bidi/>
-              <w:jc w:val="right"/>
+              <w:jc w:val="left"/>
             </w:pPr>
             <w:r>
               <w:rPr>
@@ -1161,7 +1161,7 @@
           <w:p>
             <w:pPr>
               <w:bidi/>
-              <w:jc w:val="right"/>
+              <w:jc w:val="left"/>
             </w:pPr>
             <w:r>
               <w:rPr>
@@ -1181,7 +1181,7 @@
           <w:p>
             <w:pPr>
               <w:bidi/>
-              <w:jc w:val="right"/>
+              <w:jc w:val="left"/>
             </w:pPr>
             <w:r>
               <w:rPr>
@@ -1201,7 +1201,7 @@
           <w:p>
             <w:pPr>
               <w:bidi/>
-              <w:jc w:val="right"/>
+              <w:jc w:val="left"/>
             </w:pPr>
             <w:r>
               <w:rPr>
@@ -1222,7 +1222,7 @@
           <w:p>
             <w:pPr>
               <w:bidi/>
-              <w:jc w:val="right"/>
+              <w:jc w:val="left"/>
             </w:pPr>
             <w:r>
               <w:rPr>
@@ -1242,7 +1242,7 @@
           <w:p>
             <w:pPr>
               <w:bidi/>
-              <w:jc w:val="right"/>
+              <w:jc w:val="left"/>
             </w:pPr>
             <w:r>
               <w:rPr>
@@ -1262,7 +1262,7 @@
           <w:p>
             <w:pPr>
               <w:bidi/>
-              <w:jc w:val="right"/>
+              <w:jc w:val="left"/>
             </w:pPr>
             <w:r>
               <w:rPr>
@@ -1282,7 +1282,7 @@
           <w:p>
             <w:pPr>
               <w:bidi/>
-              <w:jc w:val="right"/>
+              <w:jc w:val="left"/>
             </w:pPr>
             <w:r>
               <w:rPr>
@@ -1303,7 +1303,7 @@
           <w:p>
             <w:pPr>
               <w:bidi/>
-              <w:jc w:val="right"/>
+              <w:jc w:val="left"/>
             </w:pPr>
             <w:r>
               <w:rPr>
@@ -1323,7 +1323,7 @@
           <w:p>
             <w:pPr>
               <w:bidi/>
-              <w:jc w:val="right"/>
+              <w:jc w:val="left"/>
             </w:pPr>
             <w:r>
               <w:rPr>
@@ -1343,7 +1343,7 @@
           <w:p>
             <w:pPr>
               <w:bidi/>
-              <w:jc w:val="right"/>
+              <w:jc w:val="left"/>
             </w:pPr>
             <w:r>
               <w:rPr>
@@ -1363,7 +1363,7 @@
           <w:p>
             <w:pPr>
               <w:bidi/>
-              <w:jc w:val="right"/>
+              <w:jc w:val="left"/>
             </w:pPr>
             <w:r>
               <w:rPr>
@@ -1384,7 +1384,7 @@
           <w:p>
             <w:pPr>
               <w:bidi/>
-              <w:jc w:val="right"/>
+              <w:jc w:val="left"/>
             </w:pPr>
             <w:r>
               <w:rPr>
@@ -1404,7 +1404,7 @@
           <w:p>
             <w:pPr>
               <w:bidi/>
-              <w:jc w:val="right"/>
+              <w:jc w:val="left"/>
             </w:pPr>
             <w:r>
               <w:rPr>
@@ -1424,7 +1424,7 @@
           <w:p>
             <w:pPr>
               <w:bidi/>
-              <w:jc w:val="right"/>
+              <w:jc w:val="left"/>
             </w:pPr>
             <w:r>
               <w:rPr>
@@ -1444,7 +1444,7 @@
           <w:p>
             <w:pPr>
               <w:bidi/>
-              <w:jc w:val="right"/>
+              <w:jc w:val="left"/>
             </w:pPr>
             <w:r>
               <w:rPr>
@@ -1468,7 +1468,7 @@
         <w:keepNext/>
         <w:bidi/>
         <w:spacing w:after="80" w:before="160"/>
-        <w:jc w:val="right"/>
+        <w:jc w:val="left"/>
       </w:pPr>
       <w:r>
         <w:rPr>
@@ -1487,7 +1487,7 @@
       <w:pPr>
         <w:bidi/>
         <w:spacing w:after="40"/>
-        <w:jc w:val="right"/>
+        <w:jc w:val="left"/>
       </w:pPr>
       <w:r>
         <w:rPr>
@@ -1506,7 +1506,7 @@
         <w:bidi/>
         <w:spacing w:after="120"/>
         <w:ind w:right="227"/>
-        <w:jc w:val="right"/>
+        <w:jc w:val="left"/>
       </w:pPr>
       <w:r>
         <w:rPr>
@@ -1524,7 +1524,7 @@
         <w:bidi/>
         <w:spacing w:after="120"/>
         <w:ind w:right="227"/>
-        <w:jc w:val="right"/>
+        <w:jc w:val="left"/>
       </w:pPr>
       <w:r>
         <w:rPr>
@@ -1541,7 +1541,7 @@
       <w:pPr>
         <w:bidi/>
         <w:spacing w:after="40"/>
-        <w:jc w:val="right"/>
+        <w:jc w:val="left"/>
       </w:pPr>
       <w:r>
         <w:rPr>
@@ -1560,7 +1560,7 @@
         <w:bidi/>
         <w:spacing w:after="120"/>
         <w:ind w:right="227"/>
-        <w:jc w:val="right"/>
+        <w:jc w:val="left"/>
       </w:pPr>
       <w:r>
         <w:rPr>
@@ -1577,7 +1577,7 @@
       <w:pPr>
         <w:bidi/>
         <w:spacing w:after="120"/>
-        <w:jc w:val="right"/>
+        <w:jc w:val="left"/>
       </w:pPr>
       <w:r>
         <w:rPr>
@@ -1595,7 +1595,7 @@
       <w:pPr>
         <w:bidi/>
         <w:spacing w:after="120"/>
-        <w:jc w:val="right"/>
+        <w:jc w:val="left"/>
       </w:pPr>
       <w:r>
         <w:rPr>
@@ -1614,7 +1614,7 @@
         <w:keepNext/>
         <w:bidi/>
         <w:spacing w:after="80" w:before="160"/>
-        <w:jc w:val="right"/>
+        <w:jc w:val="left"/>
       </w:pPr>
       <w:r>
         <w:rPr>
@@ -1634,7 +1634,7 @@
         <w:bidi/>
         <w:spacing w:after="60"/>
         <w:ind w:right="227"/>
-        <w:jc w:val="right"/>
+        <w:jc w:val="left"/>
       </w:pPr>
       <w:r>
         <w:rPr>
@@ -1652,7 +1652,7 @@
         <w:bidi/>
         <w:spacing w:after="60"/>
         <w:ind w:right="227"/>
-        <w:jc w:val="right"/>
+        <w:jc w:val="left"/>
       </w:pPr>
       <w:r>
         <w:rPr>
@@ -1670,7 +1670,7 @@
         <w:bidi/>
         <w:spacing w:after="60"/>
         <w:ind w:right="227"/>
-        <w:jc w:val="right"/>
+        <w:jc w:val="left"/>
       </w:pPr>
       <w:r>
         <w:rPr>
@@ -1688,7 +1688,7 @@
         <w:bidi/>
         <w:spacing w:after="60"/>
         <w:ind w:right="227"/>
-        <w:jc w:val="right"/>
+        <w:jc w:val="left"/>
       </w:pPr>
       <w:r>
         <w:rPr>
@@ -1705,7 +1705,7 @@
       <w:pPr>
         <w:bidi/>
         <w:spacing w:after="120"/>
-        <w:jc w:val="right"/>
+        <w:jc w:val="left"/>
       </w:pPr>
       <w:r>
         <w:rPr>
@@ -1722,7 +1722,7 @@
       <w:pPr>
         <w:bidi/>
         <w:spacing w:after="40"/>
-        <w:jc w:val="right"/>
+        <w:jc w:val="left"/>
       </w:pPr>
       <w:r>
         <w:rPr>
